--- a/docs/데이터베이스 설계 및 화면 설계.docx
+++ b/docs/데이터베이스 설계 및 화면 설계.docx
@@ -156,9 +156,6 @@
           <w:ilvl w:val="0"/>
           <w:numId w:val="3"/>
         </w:numPr>
-        <w:rPr>
-          <w:rFonts w:hint="eastAsia"/>
-        </w:rPr>
       </w:pPr>
       <w:r>
         <w:rPr>
@@ -213,9 +210,6 @@
           <w:ilvl w:val="0"/>
           <w:numId w:val="3"/>
         </w:numPr>
-        <w:rPr>
-          <w:rFonts w:hint="eastAsia"/>
-        </w:rPr>
       </w:pPr>
       <w:r>
         <w:rPr>
@@ -285,9 +279,6 @@
           <w:ilvl w:val="0"/>
           <w:numId w:val="3"/>
         </w:numPr>
-        <w:rPr>
-          <w:rFonts w:hint="eastAsia"/>
-        </w:rPr>
       </w:pPr>
       <w:r>
         <w:rPr>
@@ -314,13 +305,7 @@
         <w:rPr>
           <w:rFonts w:hint="eastAsia"/>
         </w:rPr>
-        <w:t xml:space="preserve"> </w:t>
-      </w:r>
-      <w:r>
-        <w:rPr>
-          <w:rFonts w:hint="eastAsia"/>
-        </w:rPr>
-        <w:t>(x)</w:t>
+        <w:t xml:space="preserve"> (x)</w:t>
       </w:r>
     </w:p>
     <w:p>
@@ -330,9 +315,6 @@
           <w:ilvl w:val="0"/>
           <w:numId w:val="3"/>
         </w:numPr>
-        <w:rPr>
-          <w:rFonts w:hint="eastAsia"/>
-        </w:rPr>
       </w:pPr>
       <w:r>
         <w:rPr>
@@ -359,13 +341,7 @@
         <w:rPr>
           <w:rFonts w:hint="eastAsia"/>
         </w:rPr>
-        <w:t xml:space="preserve"> </w:t>
-      </w:r>
-      <w:r>
-        <w:rPr>
-          <w:rFonts w:hint="eastAsia"/>
-        </w:rPr>
-        <w:t>(x)</w:t>
+        <w:t xml:space="preserve"> (x)</w:t>
       </w:r>
     </w:p>
     <w:p>
@@ -692,6 +668,18 @@
         <w:autoSpaceDN/>
         <w:spacing w:after="0"/>
         <w:rPr>
+          <w:rFonts w:ascii="Noto Sans JP" w:eastAsia="Noto Sans JP" w:hAnsi="Noto Sans JP" w:cs="Gulim"/>
+          <w:color w:val="333333"/>
+          <w:spacing w:val="5"/>
+          <w:kern w:val="0"/>
+          <w:sz w:val="12"/>
+          <w:szCs w:val="12"/>
+          <w:lang w:eastAsia="ja-JP"/>
+          <w14:ligatures w14:val="none"/>
+        </w:rPr>
+      </w:pPr>
+      <w:r>
+        <w:rPr>
           <w:rFonts w:ascii="Noto Sans JP" w:eastAsia="Noto Sans JP" w:hAnsi="Noto Sans JP" w:cs="Gulim" w:hint="eastAsia"/>
           <w:color w:val="333333"/>
           <w:spacing w:val="5"/>
@@ -701,18 +689,6 @@
           <w:lang w:eastAsia="ja-JP"/>
           <w14:ligatures w14:val="none"/>
         </w:rPr>
-      </w:pPr>
-      <w:r>
-        <w:rPr>
-          <w:rFonts w:ascii="Noto Sans JP" w:eastAsia="Noto Sans JP" w:hAnsi="Noto Sans JP" w:cs="Gulim" w:hint="eastAsia"/>
-          <w:color w:val="333333"/>
-          <w:spacing w:val="5"/>
-          <w:kern w:val="0"/>
-          <w:sz w:val="12"/>
-          <w:szCs w:val="12"/>
-          <w:lang w:eastAsia="ja-JP"/>
-          <w14:ligatures w14:val="none"/>
-        </w:rPr>
         <w:lastRenderedPageBreak/>
         <w:t>※変更すると全てのユーザの2要素認証が解除されるので、再度設定していただく必要があります。</w:t>
       </w:r>
@@ -730,6 +706,18 @@
         <w:autoSpaceDE/>
         <w:autoSpaceDN/>
         <w:spacing w:after="0"/>
+        <w:rPr>
+          <w:rFonts w:ascii="Noto Sans JP" w:eastAsia="Noto Sans JP" w:hAnsi="Noto Sans JP" w:cs="Gulim"/>
+          <w:color w:val="333333"/>
+          <w:spacing w:val="5"/>
+          <w:kern w:val="0"/>
+          <w:sz w:val="20"/>
+          <w:szCs w:val="20"/>
+          <w:lang w:eastAsia="ja-JP"/>
+          <w14:ligatures w14:val="none"/>
+        </w:rPr>
+      </w:pPr>
+      <w:r>
         <w:rPr>
           <w:rFonts w:ascii="Noto Sans JP" w:eastAsia="Noto Sans JP" w:hAnsi="Noto Sans JP" w:cs="Gulim" w:hint="eastAsia"/>
           <w:color w:val="333333"/>
@@ -740,6 +728,32 @@
           <w:lang w:eastAsia="ja-JP"/>
           <w14:ligatures w14:val="none"/>
         </w:rPr>
+        <w:t>認証アプリがインストールされた端末から取得します。</w:t>
+      </w:r>
+    </w:p>
+    <w:p>
+      <w:pPr>
+        <w:pStyle w:val="a9"/>
+        <w:widowControl/>
+        <w:numPr>
+          <w:ilvl w:val="0"/>
+          <w:numId w:val="3"/>
+        </w:numPr>
+        <w:shd w:val="clear" w:color="auto" w:fill="FFFFFF"/>
+        <w:wordWrap/>
+        <w:autoSpaceDE/>
+        <w:autoSpaceDN/>
+        <w:spacing w:after="0"/>
+        <w:rPr>
+          <w:rFonts w:ascii="Noto Sans JP" w:eastAsia="Noto Sans JP" w:hAnsi="Noto Sans JP" w:cs="Gulim"/>
+          <w:color w:val="333333"/>
+          <w:spacing w:val="5"/>
+          <w:kern w:val="0"/>
+          <w:sz w:val="20"/>
+          <w:szCs w:val="20"/>
+          <w:lang w:eastAsia="ja-JP"/>
+          <w14:ligatures w14:val="none"/>
+        </w:rPr>
       </w:pPr>
       <w:r>
         <w:rPr>
@@ -752,44 +766,6 @@
           <w:lang w:eastAsia="ja-JP"/>
           <w14:ligatures w14:val="none"/>
         </w:rPr>
-        <w:t>認証アプリがインストールされた端末から取得します。</w:t>
-      </w:r>
-    </w:p>
-    <w:p>
-      <w:pPr>
-        <w:pStyle w:val="a9"/>
-        <w:widowControl/>
-        <w:numPr>
-          <w:ilvl w:val="0"/>
-          <w:numId w:val="3"/>
-        </w:numPr>
-        <w:shd w:val="clear" w:color="auto" w:fill="FFFFFF"/>
-        <w:wordWrap/>
-        <w:autoSpaceDE/>
-        <w:autoSpaceDN/>
-        <w:spacing w:after="0"/>
-        <w:rPr>
-          <w:rFonts w:ascii="Noto Sans JP" w:eastAsia="Noto Sans JP" w:hAnsi="Noto Sans JP" w:cs="Gulim" w:hint="eastAsia"/>
-          <w:color w:val="333333"/>
-          <w:spacing w:val="5"/>
-          <w:kern w:val="0"/>
-          <w:sz w:val="20"/>
-          <w:szCs w:val="20"/>
-          <w:lang w:eastAsia="ja-JP"/>
-          <w14:ligatures w14:val="none"/>
-        </w:rPr>
-      </w:pPr>
-      <w:r>
-        <w:rPr>
-          <w:rFonts w:ascii="Noto Sans JP" w:eastAsia="Noto Sans JP" w:hAnsi="Noto Sans JP" w:cs="Gulim" w:hint="eastAsia"/>
-          <w:color w:val="333333"/>
-          <w:spacing w:val="5"/>
-          <w:kern w:val="0"/>
-          <w:sz w:val="20"/>
-          <w:szCs w:val="20"/>
-          <w:lang w:eastAsia="ja-JP"/>
-          <w14:ligatures w14:val="none"/>
-        </w:rPr>
         <w:t>ログイン時にユーザのメールアドレス宛に認証コードが送信されます。</w:t>
       </w:r>
     </w:p>
@@ -815,14 +791,7 @@
           <w:rFonts w:hint="eastAsia"/>
           <w:lang w:eastAsia="ja-JP"/>
         </w:rPr>
-        <w:t xml:space="preserve"> </w:t>
-      </w:r>
-      <w:r>
-        <w:rPr>
-          <w:rFonts w:hint="eastAsia"/>
-          <w:lang w:eastAsia="ja-JP"/>
-        </w:rPr>
-        <w:t>(x)</w:t>
+        <w:t xml:space="preserve"> (x)</w:t>
       </w:r>
       <w:r>
         <w:rPr>
@@ -886,7 +855,6 @@
       <w:pPr>
         <w:ind w:firstLine="440"/>
         <w:rPr>
-          <w:rFonts w:hint="eastAsia"/>
           <w:lang w:eastAsia="ja-JP"/>
         </w:rPr>
       </w:pPr>
@@ -923,7 +891,6 @@
       <w:pPr>
         <w:ind w:left="440"/>
         <w:rPr>
-          <w:rFonts w:hint="eastAsia"/>
           <w:lang w:eastAsia="ja-JP"/>
         </w:rPr>
       </w:pPr>
@@ -1048,7 +1015,6 @@
           <w:numId w:val="3"/>
         </w:numPr>
         <w:rPr>
-          <w:rFonts w:hint="eastAsia"/>
           <w:b/>
           <w:bCs/>
           <w:lang w:eastAsia="ja-JP"/>
@@ -1068,7 +1034,6 @@
       <w:pPr>
         <w:ind w:firstLine="440"/>
         <w:rPr>
-          <w:rFonts w:hint="eastAsia"/>
           <w:lang w:eastAsia="ja-JP"/>
         </w:rPr>
       </w:pPr>
@@ -1126,7 +1091,6 @@
       <w:pPr>
         <w:ind w:left="440"/>
         <w:rPr>
-          <w:rFonts w:hint="eastAsia"/>
           <w:lang w:eastAsia="ja-JP"/>
         </w:rPr>
       </w:pPr>
@@ -1282,7 +1246,6 @@
       <w:pPr>
         <w:ind w:left="440"/>
         <w:rPr>
-          <w:rFonts w:hint="eastAsia"/>
           <w:lang w:eastAsia="ja-JP"/>
         </w:rPr>
       </w:pPr>
@@ -1381,7 +1344,6 @@
     <w:p>
       <w:pPr>
         <w:rPr>
-          <w:rFonts w:hint="eastAsia"/>
           <w:lang w:eastAsia="ja-JP"/>
         </w:rPr>
       </w:pPr>
@@ -1438,9 +1400,6 @@
           <w:ilvl w:val="0"/>
           <w:numId w:val="3"/>
         </w:numPr>
-        <w:rPr>
-          <w:rFonts w:hint="eastAsia"/>
-        </w:rPr>
       </w:pPr>
       <w:r>
         <w:rPr>
@@ -1601,14 +1560,7 @@
           <w:rFonts w:hint="eastAsia"/>
           <w:lang w:eastAsia="ja-JP"/>
         </w:rPr>
-        <w:t>ブカンを開いている場合全てのタブのログイン先が切り替わります。</w:t>
-      </w:r>
-      <w:r>
-        <w:rPr>
-          <w:rFonts w:hint="eastAsia"/>
-          <w:lang w:eastAsia="ja-JP"/>
-        </w:rPr>
-        <w:t xml:space="preserve"> </w:t>
+        <w:t xml:space="preserve">ブカンを開いている場合全てのタブのログイン先が切り替わります。 </w:t>
       </w:r>
       <w:r>
         <w:rPr>
@@ -1641,32 +1593,15 @@
         <w:rPr>
           <w:rFonts w:hint="eastAsia"/>
         </w:rPr>
-        <w:t xml:space="preserve"> </w:t>
-      </w:r>
-      <w:r>
-        <w:rPr>
-          <w:rFonts w:hint="eastAsia"/>
-        </w:rPr>
-        <w:t>(x)</w:t>
-      </w:r>
-    </w:p>
-    <w:p>
-      <w:pPr>
-        <w:rPr>
-          <w:rFonts w:hint="eastAsia"/>
-        </w:rPr>
-      </w:pPr>
-      <w:r>
-        <w:rPr>
-          <w:rFonts w:hint="eastAsia"/>
-        </w:rPr>
-        <w:t>(x)</w:t>
-      </w:r>
-      <w:r>
-        <w:rPr>
-          <w:rFonts w:hint="eastAsia"/>
-        </w:rPr>
-        <w:t xml:space="preserve"> </w:t>
+        <w:t xml:space="preserve"> (x)</w:t>
+      </w:r>
+    </w:p>
+    <w:p>
+      <w:r>
+        <w:rPr>
+          <w:rFonts w:hint="eastAsia"/>
+        </w:rPr>
+        <w:t xml:space="preserve">(x) </w:t>
       </w:r>
       <w:r>
         <w:t>–</w:t>
@@ -1678,16 +1613,35 @@
         <w:t xml:space="preserve"> 항목만 만들어놓고 내용물은 구현하지 말 것</w:t>
       </w:r>
     </w:p>
-    <w:p>
-      <w:pPr>
-        <w:rPr>
-          <w:rFonts w:hint="eastAsia"/>
-        </w:rPr>
-      </w:pPr>
-      <w:r>
-        <w:rPr>
-          <w:rFonts w:hint="eastAsia"/>
-        </w:rPr>
+    <w:p/>
+    <w:p>
+      <w:pPr>
+        <w:rPr>
+          <w:rFonts w:hint="eastAsia"/>
+        </w:rPr>
+      </w:pPr>
+      <w:r>
+        <w:rPr>
+          <w:rFonts w:hint="eastAsia"/>
+        </w:rPr>
+        <w:t xml:space="preserve">과제 </w:t>
+      </w:r>
+      <w:r>
+        <w:t>–</w:t>
+      </w:r>
+      <w:r>
+        <w:rPr>
+          <w:rFonts w:hint="eastAsia"/>
+        </w:rPr>
+        <w:t xml:space="preserve"> 로그인, 마스터db, 근태 테이블, 화면 디자인, 테이블, 요약</w:t>
+      </w:r>
+    </w:p>
+    <w:p>
+      <w:r>
+        <w:rPr>
+          <w:rFonts w:hint="eastAsia"/>
+        </w:rPr>
+        <w:lastRenderedPageBreak/>
         <w:t xml:space="preserve">링크: </w:t>
       </w:r>
       <w:r>
@@ -2639,6 +2593,7 @@
   <w:style w:type="character" w:default="1" w:styleId="a0">
     <w:name w:val="Default Paragraph Font"/>
     <w:uiPriority w:val="1"/>
+    <w:semiHidden/>
     <w:unhideWhenUsed/>
   </w:style>
   <w:style w:type="table" w:default="1" w:styleId="a1">

--- a/docs/데이터베이스 설계 및 화면 설계.docx
+++ b/docs/데이터베이스 설계 및 화면 설계.docx
@@ -61,6 +61,12 @@
         </w:rPr>
         <w:t>경비관리</w:t>
       </w:r>
+      <w:r>
+        <w:rPr>
+          <w:rFonts w:hint="eastAsia"/>
+        </w:rPr>
+        <w:t>(x)</w:t>
+      </w:r>
     </w:p>
     <w:p>
       <w:pPr>
@@ -76,6 +82,12 @@
         </w:rPr>
         <w:t>채용관리</w:t>
       </w:r>
+      <w:r>
+        <w:rPr>
+          <w:rFonts w:hint="eastAsia"/>
+        </w:rPr>
+        <w:t>(x)</w:t>
+      </w:r>
     </w:p>
     <w:p>
       <w:pPr>
@@ -91,6 +103,12 @@
         </w:rPr>
         <w:t>노무HR/인재관리</w:t>
       </w:r>
+      <w:r>
+        <w:rPr>
+          <w:rFonts w:hint="eastAsia"/>
+        </w:rPr>
+        <w:t>(x)</w:t>
+      </w:r>
     </w:p>
     <w:p>
       <w:pPr>
@@ -148,6 +166,18 @@
         </w:rPr>
         <w:t>증빙 관리(영수증, 세금계산서, 계약서)</w:t>
       </w:r>
+      <w:r>
+        <w:rPr>
+          <w:rFonts w:hint="eastAsia"/>
+        </w:rPr>
+        <w:t xml:space="preserve"> </w:t>
+      </w:r>
+      <w:r>
+        <w:rPr>
+          <w:rFonts w:hint="eastAsia"/>
+        </w:rPr>
+        <w:t>(x)</w:t>
+      </w:r>
     </w:p>
     <w:p>
       <w:pPr>
@@ -162,6 +192,12 @@
           <w:rFonts w:hint="eastAsia"/>
         </w:rPr>
         <w:t>견적/청구서</w:t>
+      </w:r>
+      <w:r>
+        <w:rPr>
+          <w:rFonts w:hint="eastAsia"/>
+        </w:rPr>
+        <w:t>(x)</w:t>
       </w:r>
     </w:p>
     <w:p>
@@ -1615,11 +1651,6 @@
     </w:p>
     <w:p/>
     <w:p>
-      <w:pPr>
-        <w:rPr>
-          <w:rFonts w:hint="eastAsia"/>
-        </w:rPr>
-      </w:pPr>
       <w:r>
         <w:rPr>
           <w:rFonts w:hint="eastAsia"/>
@@ -1633,7 +1664,21 @@
         <w:rPr>
           <w:rFonts w:hint="eastAsia"/>
         </w:rPr>
-        <w:t xml:space="preserve"> 로그인, 마스터db, 근태 테이블, 화면 디자인, 테이블, 요약</w:t>
+        <w:t xml:space="preserve"> 로그인, 마스터</w:t>
+      </w:r>
+      <w:proofErr w:type="spellStart"/>
+      <w:r>
+        <w:rPr>
+          <w:rFonts w:hint="eastAsia"/>
+        </w:rPr>
+        <w:t>db</w:t>
+      </w:r>
+      <w:proofErr w:type="spellEnd"/>
+      <w:r>
+        <w:rPr>
+          <w:rFonts w:hint="eastAsia"/>
+        </w:rPr>
+        <w:t>, 근태 테이블, 화면 디자인, 테이블, 요약</w:t>
       </w:r>
     </w:p>
     <w:p>
